--- a/Lab2 node API backend.docx
+++ b/Lab2 node API backend.docx
@@ -176,12 +176,12 @@
         </w:drawing>
       </w:r>
     </w:p>
-    <w:p/>
     <w:p>
       <w:pPr>
         <w:pStyle w:val="Heading1"/>
       </w:pPr>
       <w:r>
+        <w:lastRenderedPageBreak/>
         <w:t>Practical</w:t>
       </w:r>
       <w:r>
@@ -213,9 +213,11 @@
       <w:r>
         <w:t xml:space="preserve">provided </w:t>
       </w:r>
+      <w:proofErr w:type="spellStart"/>
       <w:r>
         <w:t>priceListBackend</w:t>
       </w:r>
+      <w:proofErr w:type="spellEnd"/>
       <w:r>
         <w:t xml:space="preserve"> example</w:t>
       </w:r>
@@ -235,7 +237,19 @@
         <w:t>in JSON format</w:t>
       </w:r>
       <w:r>
-        <w:t xml:space="preserve"> using a web API. </w:t>
+        <w:t xml:space="preserve">. </w:t>
+      </w:r>
+      <w:r>
+        <w:t xml:space="preserve">The API </w:t>
+      </w:r>
+      <w:r>
+        <w:t>will return jokes randomly selected f</w:t>
+      </w:r>
+      <w:r>
+        <w:t>ro</w:t>
+      </w:r>
+      <w:r>
+        <w:t>m the database unless a specific joke is requested.</w:t>
       </w:r>
     </w:p>
     <w:p>
@@ -243,7 +257,25 @@
         <w:t xml:space="preserve">The </w:t>
       </w:r>
       <w:r>
-        <w:t>API endpoints are:</w:t>
+        <w:t xml:space="preserve">API </w:t>
+      </w:r>
+      <w:r>
+        <w:t xml:space="preserve">has three </w:t>
+      </w:r>
+      <w:r>
+        <w:t>endpoints</w:t>
+      </w:r>
+      <w:r>
+        <w:t>: GET /</w:t>
+      </w:r>
+      <w:r>
+        <w:t>jokes/types</w:t>
+      </w:r>
+      <w:r>
+        <w:t>, GET /jokes and GET jokes</w:t>
+      </w:r>
+      <w:r>
+        <w:t>/{id}</w:t>
       </w:r>
     </w:p>
     <w:p>
@@ -258,10 +290,36 @@
           <w:b/>
           <w:bCs/>
         </w:rPr>
-        <w:t>GET /types</w:t>
-      </w:r>
-      <w:r>
-        <w:t xml:space="preserve"> This returns a unique set of joke types from the provided list of jokes</w:t>
+        <w:t>GET /</w:t>
+      </w:r>
+      <w:r>
+        <w:rPr>
+          <w:b/>
+          <w:bCs/>
+        </w:rPr>
+        <w:t>jokes/</w:t>
+      </w:r>
+      <w:r>
+        <w:rPr>
+          <w:b/>
+          <w:bCs/>
+        </w:rPr>
+        <w:t>types</w:t>
+      </w:r>
+      <w:r>
+        <w:t xml:space="preserve"> This returns a unique set of</w:t>
+      </w:r>
+      <w:r>
+        <w:rPr>
+          <w:b/>
+          <w:bCs/>
+          <w:i/>
+          <w:iCs/>
+        </w:rPr>
+        <w:t xml:space="preserve"> joke types</w:t>
+      </w:r>
+      <w:r>
+        <w:t xml:space="preserve"> from the provided list of jokes</w:t>
       </w:r>
       <w:r>
         <w:t xml:space="preserve"> </w:t>
@@ -269,12 +327,23 @@
       <w:r>
         <w:t xml:space="preserve">in </w:t>
       </w:r>
+      <w:proofErr w:type="spellStart"/>
+      <w:proofErr w:type="gramStart"/>
       <w:r>
         <w:rPr>
           <w:b/>
           <w:bCs/>
         </w:rPr>
         <w:t>jokes.json</w:t>
+      </w:r>
+      <w:proofErr w:type="spellEnd"/>
+      <w:proofErr w:type="gramEnd"/>
+      <w:r>
+        <w:rPr>
+          <w:b/>
+          <w:bCs/>
+        </w:rPr>
+        <w:t xml:space="preserve">. </w:t>
       </w:r>
     </w:p>
     <w:p>
@@ -283,59 +352,478 @@
           <w:b/>
           <w:bCs/>
         </w:rPr>
-        <w:t>GET /joke</w:t>
-      </w:r>
-      <w:r>
-        <w:rPr>
-          <w:b/>
-          <w:bCs/>
-        </w:rPr>
-        <w:t xml:space="preserve">/{type}?count='n' </w:t>
-      </w:r>
-      <w:r>
-        <w:t xml:space="preserve">This returns </w:t>
-      </w:r>
-      <w:r>
-        <w:t xml:space="preserve">'n' jokes of type </w:t>
-      </w:r>
-      <w:r>
-        <w:t>{type}. If the query parameter is missing, return one joke.</w:t>
-      </w:r>
-    </w:p>
-    <w:p>
-      <w:r>
-        <w:t>Jokes should be retrieved from the server in a random order</w:t>
-      </w:r>
-    </w:p>
-    <w:p>
-      <w:r>
-        <w:t>e.g. GET /joke/dad returns one dad joke randomly selected from the available list</w:t>
-      </w:r>
-    </w:p>
-    <w:p>
-      <w:r>
-        <w:t>e.g. GET /joke/programming?count=10 returns 10 randomly selected programming jokes</w:t>
-      </w:r>
-      <w:r>
-        <w:t xml:space="preserve"> in JSON</w:t>
+        <w:t xml:space="preserve">e.g., </w:t>
+      </w:r>
+      <w:r>
+        <w:t>dad, programming etc</w:t>
       </w:r>
     </w:p>
     <w:p/>
     <w:p>
       <w:r>
-        <w:t>If the joke type is 'any' then the returned jokes can be of any type from the list</w:t>
+        <w:rPr>
+          <w:b/>
+          <w:bCs/>
+        </w:rPr>
+        <w:t>GET /</w:t>
+      </w:r>
+      <w:proofErr w:type="spellStart"/>
+      <w:r>
+        <w:rPr>
+          <w:b/>
+          <w:bCs/>
+        </w:rPr>
+        <w:t>joke</w:t>
+      </w:r>
+      <w:r>
+        <w:rPr>
+          <w:b/>
+          <w:bCs/>
+        </w:rPr>
+        <w:t>s</w:t>
+      </w:r>
+      <w:r>
+        <w:rPr>
+          <w:b/>
+          <w:bCs/>
+        </w:rPr>
+        <w:t>?</w:t>
+      </w:r>
+      <w:r>
+        <w:rPr>
+          <w:b/>
+          <w:bCs/>
+        </w:rPr>
+        <w:t>type</w:t>
+      </w:r>
+      <w:proofErr w:type="spellEnd"/>
+      <w:r>
+        <w:rPr>
+          <w:b/>
+          <w:bCs/>
+        </w:rPr>
+        <w:t>={type}&amp;limit</w:t>
+      </w:r>
+      <w:r>
+        <w:rPr>
+          <w:b/>
+          <w:bCs/>
+        </w:rPr>
+        <w:t>={limit}</w:t>
+      </w:r>
+      <w:r>
+        <w:rPr>
+          <w:b/>
+          <w:bCs/>
+        </w:rPr>
+        <w:t xml:space="preserve"> </w:t>
+      </w:r>
+      <w:proofErr w:type="gramStart"/>
+      <w:r>
+        <w:t>This returns</w:t>
+      </w:r>
+      <w:proofErr w:type="gramEnd"/>
+      <w:r>
+        <w:t xml:space="preserve"> </w:t>
+      </w:r>
+      <w:r>
+        <w:rPr>
+          <w:b/>
+          <w:bCs/>
+          <w:i/>
+          <w:iCs/>
+        </w:rPr>
+        <w:t>limit</w:t>
+      </w:r>
+      <w:r>
+        <w:t xml:space="preserve"> jokes of type </w:t>
+      </w:r>
+      <w:proofErr w:type="spellStart"/>
+      <w:r>
+        <w:rPr>
+          <w:b/>
+          <w:bCs/>
+          <w:i/>
+          <w:iCs/>
+        </w:rPr>
+        <w:t>type</w:t>
+      </w:r>
+      <w:proofErr w:type="spellEnd"/>
+      <w:r>
+        <w:t xml:space="preserve">. </w:t>
+      </w:r>
+    </w:p>
+    <w:p>
+      <w:r>
+        <w:t xml:space="preserve">If the </w:t>
+      </w:r>
+      <w:proofErr w:type="gramStart"/>
+      <w:r>
+        <w:rPr>
+          <w:b/>
+          <w:bCs/>
+          <w:i/>
+          <w:iCs/>
+        </w:rPr>
+        <w:t>type</w:t>
+      </w:r>
+      <w:proofErr w:type="gramEnd"/>
+      <w:r>
+        <w:t xml:space="preserve"> </w:t>
+      </w:r>
+      <w:r>
+        <w:t xml:space="preserve">query parameter is missing, return </w:t>
+      </w:r>
+      <w:r>
+        <w:t>any type</w:t>
+      </w:r>
+      <w:r>
+        <w:t>.</w:t>
+      </w:r>
+    </w:p>
+    <w:p>
+      <w:r>
+        <w:t xml:space="preserve">If the </w:t>
+      </w:r>
+      <w:r>
+        <w:rPr>
+          <w:b/>
+          <w:bCs/>
+          <w:i/>
+          <w:iCs/>
+        </w:rPr>
+        <w:t>limit</w:t>
+      </w:r>
+      <w:r>
+        <w:t xml:space="preserve"> query parameter is missing, return </w:t>
+      </w:r>
+      <w:r>
+        <w:t>one joke</w:t>
+      </w:r>
+    </w:p>
+    <w:p>
+      <w:r>
+        <w:t xml:space="preserve">e.g. </w:t>
+      </w:r>
+      <w:r>
+        <w:rPr>
+          <w:b/>
+          <w:bCs/>
+        </w:rPr>
+        <w:t>GET /</w:t>
+      </w:r>
+      <w:proofErr w:type="spellStart"/>
+      <w:r>
+        <w:rPr>
+          <w:b/>
+          <w:bCs/>
+        </w:rPr>
+        <w:t>joke</w:t>
+      </w:r>
+      <w:r>
+        <w:rPr>
+          <w:b/>
+          <w:bCs/>
+        </w:rPr>
+        <w:t>s</w:t>
+      </w:r>
+      <w:r>
+        <w:rPr>
+          <w:b/>
+          <w:bCs/>
+        </w:rPr>
+        <w:t>?</w:t>
+      </w:r>
+      <w:r>
+        <w:rPr>
+          <w:b/>
+          <w:bCs/>
+        </w:rPr>
+        <w:t>type</w:t>
+      </w:r>
+      <w:proofErr w:type="spellEnd"/>
+      <w:r>
+        <w:rPr>
+          <w:b/>
+          <w:bCs/>
+        </w:rPr>
+        <w:t>=dad</w:t>
+      </w:r>
+      <w:r>
+        <w:t xml:space="preserve"> returns one dad joke randomly selected from the available list</w:t>
+      </w:r>
+    </w:p>
+    <w:p>
+      <w:r>
+        <w:t xml:space="preserve">e.g. </w:t>
+      </w:r>
+      <w:r>
+        <w:rPr>
+          <w:b/>
+          <w:bCs/>
+        </w:rPr>
+        <w:t>GET /</w:t>
+      </w:r>
+      <w:proofErr w:type="spellStart"/>
+      <w:r>
+        <w:rPr>
+          <w:b/>
+          <w:bCs/>
+        </w:rPr>
+        <w:t>jokes?type</w:t>
+      </w:r>
+      <w:proofErr w:type="spellEnd"/>
+      <w:r>
+        <w:rPr>
+          <w:b/>
+          <w:bCs/>
+        </w:rPr>
+        <w:t>=</w:t>
+      </w:r>
+      <w:proofErr w:type="spellStart"/>
+      <w:r>
+        <w:rPr>
+          <w:b/>
+          <w:bCs/>
+        </w:rPr>
+        <w:t>programming&amp;limit</w:t>
+      </w:r>
+      <w:proofErr w:type="spellEnd"/>
+      <w:r>
+        <w:rPr>
+          <w:b/>
+          <w:bCs/>
+        </w:rPr>
+        <w:t>=10</w:t>
+      </w:r>
+      <w:r>
+        <w:t xml:space="preserve"> returns 10 randomly selected programming jokes</w:t>
       </w:r>
     </w:p>
     <w:p/>
     <w:p>
       <w:r>
-        <w:t xml:space="preserve">As these are only GET requests, you can test the endpoints directly from the browser or use a </w:t>
-      </w:r>
-      <w:r>
-        <w:t>REST client - it's up to you</w:t>
+        <w:t>N</w:t>
+      </w:r>
+      <w:r>
+        <w:t>o</w:t>
+      </w:r>
+      <w:r>
+        <w:t xml:space="preserve">te: lists should be returned as an array even if only one joke is returned to keep the response </w:t>
+      </w:r>
+      <w:r>
+        <w:t>consistent. e.g.</w:t>
+      </w:r>
+    </w:p>
+    <w:p>
+      <w:r>
+        <w:t xml:space="preserve">[ </w:t>
+      </w:r>
+      <w:proofErr w:type="gramStart"/>
+      <w:r>
+        <w:t>{ "</w:t>
+      </w:r>
+      <w:proofErr w:type="gramEnd"/>
+      <w:r>
+        <w:t>id": 28, ... } ]</w:t>
+      </w:r>
+    </w:p>
+    <w:p>
+      <w:r>
+        <w:t xml:space="preserve">[ </w:t>
+      </w:r>
+      <w:proofErr w:type="gramStart"/>
+      <w:r>
+        <w:t>{ "</w:t>
+      </w:r>
+      <w:proofErr w:type="gramEnd"/>
+      <w:r>
+        <w:t xml:space="preserve">id": 28, </w:t>
+      </w:r>
+      <w:proofErr w:type="gramStart"/>
+      <w:r>
+        <w:t>... }</w:t>
+      </w:r>
+      <w:proofErr w:type="gramEnd"/>
+      <w:r>
+        <w:t xml:space="preserve"> </w:t>
+      </w:r>
+      <w:r>
+        <w:t xml:space="preserve">, </w:t>
+      </w:r>
+      <w:proofErr w:type="gramStart"/>
+      <w:r>
+        <w:t>{ "</w:t>
+      </w:r>
+      <w:proofErr w:type="gramEnd"/>
+      <w:r>
+        <w:t xml:space="preserve">id": </w:t>
+      </w:r>
+      <w:r>
+        <w:t>32</w:t>
+      </w:r>
+      <w:r>
+        <w:t xml:space="preserve">, </w:t>
+      </w:r>
+      <w:proofErr w:type="gramStart"/>
+      <w:r>
+        <w:t>... }</w:t>
+      </w:r>
+      <w:proofErr w:type="gramEnd"/>
+      <w:r>
+        <w:t>]</w:t>
+      </w:r>
+      <w:r>
+        <w:t xml:space="preserve"> Obviously … means including type, setup and punchline</w:t>
       </w:r>
     </w:p>
     <w:p/>
+    <w:p>
+      <w:r>
+        <w:rPr>
+          <w:b/>
+          <w:bCs/>
+        </w:rPr>
+        <w:t xml:space="preserve">GET </w:t>
+      </w:r>
+      <w:r>
+        <w:rPr>
+          <w:b/>
+          <w:bCs/>
+        </w:rPr>
+        <w:t>/jokes</w:t>
+      </w:r>
+      <w:r>
+        <w:rPr>
+          <w:b/>
+          <w:bCs/>
+        </w:rPr>
+        <w:t>/{id}</w:t>
+      </w:r>
+      <w:r>
+        <w:t xml:space="preserve"> returns a specific joke based on its ID</w:t>
+      </w:r>
+    </w:p>
+    <w:p>
+      <w:r>
+        <w:t xml:space="preserve">e.g., </w:t>
+      </w:r>
+      <w:r>
+        <w:rPr>
+          <w:b/>
+          <w:bCs/>
+        </w:rPr>
+        <w:t>GET /jokes/</w:t>
+      </w:r>
+      <w:r>
+        <w:rPr>
+          <w:b/>
+          <w:bCs/>
+        </w:rPr>
+        <w:t>28</w:t>
+      </w:r>
+      <w:r>
+        <w:t xml:space="preserve"> returns</w:t>
+      </w:r>
+    </w:p>
+    <w:p>
+      <w:pPr>
+        <w:rPr>
+          <w:rFonts w:ascii="Courier New" w:hAnsi="Courier New" w:cs="Courier New"/>
+        </w:rPr>
+      </w:pPr>
+      <w:r>
+        <w:rPr>
+          <w:rFonts w:ascii="Courier New" w:hAnsi="Courier New" w:cs="Courier New"/>
+        </w:rPr>
+        <w:t>{</w:t>
+      </w:r>
+    </w:p>
+    <w:p>
+      <w:pPr>
+        <w:rPr>
+          <w:rFonts w:ascii="Courier New" w:hAnsi="Courier New" w:cs="Courier New"/>
+        </w:rPr>
+      </w:pPr>
+      <w:r>
+        <w:rPr>
+          <w:rFonts w:ascii="Courier New" w:hAnsi="Courier New" w:cs="Courier New"/>
+        </w:rPr>
+        <w:t xml:space="preserve">    "id": 28,</w:t>
+      </w:r>
+    </w:p>
+    <w:p>
+      <w:pPr>
+        <w:rPr>
+          <w:rFonts w:ascii="Courier New" w:hAnsi="Courier New" w:cs="Courier New"/>
+        </w:rPr>
+      </w:pPr>
+      <w:r>
+        <w:rPr>
+          <w:rFonts w:ascii="Courier New" w:hAnsi="Courier New" w:cs="Courier New"/>
+        </w:rPr>
+        <w:t xml:space="preserve">    "type": "programming",</w:t>
+      </w:r>
+    </w:p>
+    <w:p>
+      <w:pPr>
+        <w:rPr>
+          <w:rFonts w:ascii="Courier New" w:hAnsi="Courier New" w:cs="Courier New"/>
+        </w:rPr>
+      </w:pPr>
+      <w:r>
+        <w:rPr>
+          <w:rFonts w:ascii="Courier New" w:hAnsi="Courier New" w:cs="Courier New"/>
+        </w:rPr>
+        <w:t xml:space="preserve">    "setup": "To understand what recursion is...",</w:t>
+      </w:r>
+    </w:p>
+    <w:p>
+      <w:pPr>
+        <w:rPr>
+          <w:rFonts w:ascii="Courier New" w:hAnsi="Courier New" w:cs="Courier New"/>
+        </w:rPr>
+      </w:pPr>
+      <w:r>
+        <w:rPr>
+          <w:rFonts w:ascii="Courier New" w:hAnsi="Courier New" w:cs="Courier New"/>
+        </w:rPr>
+        <w:t xml:space="preserve">    "punchline": "You must first understand what recursion is"</w:t>
+      </w:r>
+    </w:p>
+    <w:p>
+      <w:pPr>
+        <w:rPr>
+          <w:rFonts w:ascii="Courier New" w:hAnsi="Courier New" w:cs="Courier New"/>
+        </w:rPr>
+      </w:pPr>
+      <w:r>
+        <w:rPr>
+          <w:rFonts w:ascii="Courier New" w:hAnsi="Courier New" w:cs="Courier New"/>
+        </w:rPr>
+        <w:t xml:space="preserve">  }</w:t>
+      </w:r>
+    </w:p>
+    <w:p/>
+    <w:p>
+      <w:r>
+        <w:t xml:space="preserve">If the user requests more jokes than exists, </w:t>
+      </w:r>
+      <w:r>
+        <w:t>all the available jokes are returned without an error</w:t>
+      </w:r>
+    </w:p>
+    <w:p>
+      <w:r>
+        <w:t>If a joke is not found - e.g. there are none of that type or the id i</w:t>
+      </w:r>
+      <w:r>
+        <w:t>s not in the data set, return 404</w:t>
+      </w:r>
+      <w:r>
+        <w:t xml:space="preserve"> and an empty array</w:t>
+      </w:r>
+    </w:p>
     <w:p>
       <w:r>
         <w:t>In the next Lab, you will integrate your frontend with this backend</w:t>
@@ -2199,7 +2687,6 @@
   <w:style w:type="character" w:default="1" w:styleId="DefaultParagraphFont">
     <w:name w:val="Default Paragraph Font"/>
     <w:uiPriority w:val="1"/>
-    <w:semiHidden/>
     <w:unhideWhenUsed/>
   </w:style>
   <w:style w:type="table" w:default="1" w:styleId="TableNormal">

--- a/Lab2 node API backend.docx
+++ b/Lab2 node API backend.docx
@@ -260,7 +260,13 @@
         <w:t xml:space="preserve">API </w:t>
       </w:r>
       <w:r>
-        <w:t xml:space="preserve">has three </w:t>
+        <w:t xml:space="preserve">has </w:t>
+      </w:r>
+      <w:r>
+        <w:t>four</w:t>
+      </w:r>
+      <w:r>
+        <w:t xml:space="preserve"> </w:t>
       </w:r>
       <w:r>
         <w:t>endpoints</w:t>
@@ -276,6 +282,12 @@
       </w:r>
       <w:r>
         <w:t>/{id}</w:t>
+      </w:r>
+      <w:r>
+        <w:t xml:space="preserve">, </w:t>
+      </w:r>
+      <w:r>
+        <w:t>POST /joke</w:t>
       </w:r>
     </w:p>
     <w:p>
@@ -518,21 +530,7 @@
           <w:b/>
           <w:bCs/>
         </w:rPr>
-        <w:t>joke</w:t>
-      </w:r>
-      <w:r>
-        <w:rPr>
-          <w:b/>
-          <w:bCs/>
-        </w:rPr>
-        <w:t>s</w:t>
-      </w:r>
-      <w:r>
-        <w:rPr>
-          <w:b/>
-          <w:bCs/>
-        </w:rPr>
-        <w:t>?</w:t>
+        <w:t>jokes?</w:t>
       </w:r>
       <w:r>
         <w:rPr>
@@ -625,7 +623,15 @@
       </w:r>
       <w:proofErr w:type="gramEnd"/>
       <w:r>
-        <w:t>id": 28, ... } ]</w:t>
+        <w:t xml:space="preserve">id": 28, </w:t>
+      </w:r>
+      <w:proofErr w:type="gramStart"/>
+      <w:r>
+        <w:t>... }</w:t>
+      </w:r>
+      <w:proofErr w:type="gramEnd"/>
+      <w:r>
+        <w:t xml:space="preserve"> ]</w:t>
       </w:r>
     </w:p>
     <w:p>
@@ -807,6 +813,60 @@
     <w:p/>
     <w:p>
       <w:r>
+        <w:rPr>
+          <w:b/>
+          <w:bCs/>
+        </w:rPr>
+        <w:t>POST /joke</w:t>
+      </w:r>
+      <w:r>
+        <w:rPr>
+          <w:b/>
+          <w:bCs/>
+        </w:rPr>
+        <w:t>s</w:t>
+      </w:r>
+      <w:r>
+        <w:t xml:space="preserve"> submit a new joke to your backend</w:t>
+      </w:r>
+      <w:r>
+        <w:t xml:space="preserve">. Still </w:t>
+      </w:r>
+      <w:r>
+        <w:t>plural</w:t>
+      </w:r>
+      <w:r>
+        <w:t xml:space="preserve"> as the resource is the </w:t>
+      </w:r>
+      <w:r>
+        <w:t>referenced</w:t>
+      </w:r>
+      <w:r>
+        <w:t xml:space="preserve"> </w:t>
+      </w:r>
+      <w:r>
+        <w:t>collection</w:t>
+      </w:r>
+    </w:p>
+    <w:p>
+      <w:r>
+        <w:t xml:space="preserve">Submit the joke as </w:t>
+      </w:r>
+      <w:proofErr w:type="spellStart"/>
+      <w:r>
+        <w:t>json</w:t>
+      </w:r>
+      <w:proofErr w:type="spellEnd"/>
+      <w:r>
+        <w:t xml:space="preserve"> with an id not already in the array</w:t>
+      </w:r>
+      <w:r>
+        <w:t>. Prove it works by requesting it by ID</w:t>
+      </w:r>
+    </w:p>
+    <w:p/>
+    <w:p>
+      <w:r>
         <w:t xml:space="preserve">If the user requests more jokes than exists, </w:t>
       </w:r>
       <w:r>
@@ -831,7 +891,7 @@
     </w:p>
     <w:sectPr>
       <w:pgSz w:w="11906" w:h="16838"/>
-      <w:pgMar w:top="1440" w:right="1416" w:bottom="1440" w:left="1276" w:header="720" w:footer="720" w:gutter="0"/>
+      <w:pgMar w:top="851" w:right="1416" w:bottom="993" w:left="1276" w:header="720" w:footer="720" w:gutter="0"/>
       <w:cols w:space="720"/>
       <w:docGrid w:linePitch="360"/>
     </w:sectPr>
@@ -2687,6 +2747,7 @@
   <w:style w:type="character" w:default="1" w:styleId="DefaultParagraphFont">
     <w:name w:val="Default Paragraph Font"/>
     <w:uiPriority w:val="1"/>
+    <w:semiHidden/>
     <w:unhideWhenUsed/>
   </w:style>
   <w:style w:type="table" w:default="1" w:styleId="TableNormal">

--- a/Lab2 node API backend.docx
+++ b/Lab2 node API backend.docx
@@ -7,7 +7,10 @@
         <w:pStyle w:val="Heading1"/>
       </w:pPr>
       <w:r>
-        <w:t>Lab 3 Static Web Server, App Server and Front-end integration</w:t>
+        <w:t xml:space="preserve">Lab </w:t>
+      </w:r>
+      <w:r>
+        <w:t>2: API Server</w:t>
       </w:r>
     </w:p>
     <w:p/>
@@ -213,11 +216,9 @@
       <w:r>
         <w:t xml:space="preserve">provided </w:t>
       </w:r>
-      <w:proofErr w:type="spellStart"/>
       <w:r>
         <w:t>priceListBackend</w:t>
       </w:r>
-      <w:proofErr w:type="spellEnd"/>
       <w:r>
         <w:t xml:space="preserve"> example</w:t>
       </w:r>
@@ -339,7 +340,6 @@
       <w:r>
         <w:t xml:space="preserve">in </w:t>
       </w:r>
-      <w:proofErr w:type="spellStart"/>
       <w:proofErr w:type="gramStart"/>
       <w:r>
         <w:rPr>
@@ -348,7 +348,6 @@
         </w:rPr>
         <w:t>jokes.json</w:t>
       </w:r>
-      <w:proofErr w:type="spellEnd"/>
       <w:proofErr w:type="gramEnd"/>
       <w:r>
         <w:rPr>
@@ -377,44 +376,28 @@
           <w:b/>
           <w:bCs/>
         </w:rPr>
-        <w:t>GET /</w:t>
-      </w:r>
-      <w:proofErr w:type="spellStart"/>
+        <w:t>GET /joke</w:t>
+      </w:r>
       <w:r>
         <w:rPr>
           <w:b/>
           <w:bCs/>
         </w:rPr>
-        <w:t>joke</w:t>
+        <w:t>s</w:t>
       </w:r>
       <w:r>
         <w:rPr>
           <w:b/>
           <w:bCs/>
         </w:rPr>
-        <w:t>s</w:t>
+        <w:t>?</w:t>
       </w:r>
       <w:r>
         <w:rPr>
           <w:b/>
           <w:bCs/>
         </w:rPr>
-        <w:t>?</w:t>
-      </w:r>
-      <w:r>
-        <w:rPr>
-          <w:b/>
-          <w:bCs/>
-        </w:rPr>
-        <w:t>type</w:t>
-      </w:r>
-      <w:proofErr w:type="spellEnd"/>
-      <w:r>
-        <w:rPr>
-          <w:b/>
-          <w:bCs/>
-        </w:rPr>
-        <w:t>={type}&amp;limit</w:t>
+        <w:t>type={type}&amp;limit</w:t>
       </w:r>
       <w:r>
         <w:rPr>
@@ -450,7 +433,6 @@
       <w:r>
         <w:t xml:space="preserve"> jokes of type </w:t>
       </w:r>
-      <w:proofErr w:type="spellStart"/>
       <w:r>
         <w:rPr>
           <w:b/>
@@ -460,7 +442,6 @@
         </w:rPr>
         <w:t>type</w:t>
       </w:r>
-      <w:proofErr w:type="spellEnd"/>
       <w:r>
         <w:t xml:space="preserve">. </w:t>
       </w:r>
@@ -522,77 +503,29 @@
           <w:b/>
           <w:bCs/>
         </w:rPr>
-        <w:t>GET /</w:t>
-      </w:r>
-      <w:proofErr w:type="spellStart"/>
+        <w:t>GET /jokes?</w:t>
+      </w:r>
       <w:r>
         <w:rPr>
           <w:b/>
           <w:bCs/>
         </w:rPr>
-        <w:t>jokes?</w:t>
+        <w:t>type=dad</w:t>
+      </w:r>
+      <w:r>
+        <w:t xml:space="preserve"> returns one dad joke randomly selected from the available list</w:t>
+      </w:r>
+    </w:p>
+    <w:p>
+      <w:r>
+        <w:t xml:space="preserve">e.g. </w:t>
       </w:r>
       <w:r>
         <w:rPr>
           <w:b/>
           <w:bCs/>
         </w:rPr>
-        <w:t>type</w:t>
-      </w:r>
-      <w:proofErr w:type="spellEnd"/>
-      <w:r>
-        <w:rPr>
-          <w:b/>
-          <w:bCs/>
-        </w:rPr>
-        <w:t>=dad</w:t>
-      </w:r>
-      <w:r>
-        <w:t xml:space="preserve"> returns one dad joke randomly selected from the available list</w:t>
-      </w:r>
-    </w:p>
-    <w:p>
-      <w:r>
-        <w:t xml:space="preserve">e.g. </w:t>
-      </w:r>
-      <w:r>
-        <w:rPr>
-          <w:b/>
-          <w:bCs/>
-        </w:rPr>
-        <w:t>GET /</w:t>
-      </w:r>
-      <w:proofErr w:type="spellStart"/>
-      <w:r>
-        <w:rPr>
-          <w:b/>
-          <w:bCs/>
-        </w:rPr>
-        <w:t>jokes?type</w:t>
-      </w:r>
-      <w:proofErr w:type="spellEnd"/>
-      <w:r>
-        <w:rPr>
-          <w:b/>
-          <w:bCs/>
-        </w:rPr>
-        <w:t>=</w:t>
-      </w:r>
-      <w:proofErr w:type="spellStart"/>
-      <w:r>
-        <w:rPr>
-          <w:b/>
-          <w:bCs/>
-        </w:rPr>
-        <w:t>programming&amp;limit</w:t>
-      </w:r>
-      <w:proofErr w:type="spellEnd"/>
-      <w:r>
-        <w:rPr>
-          <w:b/>
-          <w:bCs/>
-        </w:rPr>
-        <w:t>=10</w:t>
+        <w:t>GET /jokes?type=programming&amp;limit=10</w:t>
       </w:r>
       <w:r>
         <w:t xml:space="preserve"> returns 10 randomly selected programming jokes</w:t>
@@ -842,23 +775,12 @@
         <w:t>referenced</w:t>
       </w:r>
       <w:r>
-        <w:t xml:space="preserve"> </w:t>
-      </w:r>
-      <w:r>
-        <w:t>collection</w:t>
+        <w:t xml:space="preserve"> collection</w:t>
       </w:r>
     </w:p>
     <w:p>
       <w:r>
-        <w:t xml:space="preserve">Submit the joke as </w:t>
-      </w:r>
-      <w:proofErr w:type="spellStart"/>
-      <w:r>
-        <w:t>json</w:t>
-      </w:r>
-      <w:proofErr w:type="spellEnd"/>
-      <w:r>
-        <w:t xml:space="preserve"> with an id not already in the array</w:t>
+        <w:t>Submit the joke as json with an id not already in the array</w:t>
       </w:r>
       <w:r>
         <w:t>. Prove it works by requesting it by ID</w:t>
